--- a/src/lingotask/translation_20251110_212357.docx
+++ b/src/lingotask/translation_20251110_212357.docx
@@ -2,14 +2,6 @@
 <file path=word/document.xml><?xml version="1.0" encoding="utf-8"?>
 <w:document xmlns:wpc="http://schemas.microsoft.com/office/word/2010/wordprocessingCanvas" xmlns:mo="http://schemas.microsoft.com/office/mac/office/2008/main" xmlns:mc="http://schemas.openxmlformats.org/markup-compatibility/2006" xmlns:mv="urn:schemas-microsoft-com:mac:vml" xmlns:o="urn:schemas-microsoft-com:office:office" xmlns:r="http://schemas.openxmlformats.org/officeDocument/2006/relationships" xmlns:m="http://schemas.openxmlformats.org/officeDocument/2006/math" xmlns:v="urn:schemas-microsoft-com:vml" xmlns:wp14="http://schemas.microsoft.com/office/word/2010/wordprocessingDrawing" xmlns:wp="http://schemas.openxmlformats.org/drawingml/2006/wordprocessingDrawing" xmlns:w10="urn:schemas-microsoft-com:office:word" xmlns:w="http://schemas.openxmlformats.org/wordprocessingml/2006/main" xmlns:w14="http://schemas.microsoft.com/office/word/2010/wordml" xmlns:wpg="http://schemas.microsoft.com/office/word/2010/wordprocessingGroup" xmlns:wpi="http://schemas.microsoft.com/office/word/2010/wordprocessingInk" xmlns:wne="http://schemas.microsoft.com/office/word/2006/wordml" xmlns:wps="http://schemas.microsoft.com/office/word/2010/wordprocessingShape" mc:Ignorable="w14 wp14">
   <w:body>
-    <w:p>
-      <w:pPr>
-        <w:pStyle w:val="Heading1"/>
-      </w:pPr>
-      <w:r>
-        <w:t>Translation Result</w:t>
-      </w:r>
-    </w:p>
     <w:p>
       <w:pPr>
         <w:pStyle w:val="Heading2"/>
@@ -20,7 +12,7 @@
     </w:p>
     <w:p>
       <w:r>
-        <w:t>Machine learning is a subset of artificial intelligence that enables computers to learn without being explicitly programmed</w:t>
+        <w:t>Machine learning is a subset of artificial intelligence that enables computers to learn without being explicitly programmed.</w:t>
       </w:r>
     </w:p>
     <w:p>
@@ -33,7 +25,7 @@
     </w:p>
     <w:p>
       <w:r>
-        <w:t>机器学习是人工智能的一个分支，它使计算机能够在无需显式编程的情况下进行学习。</w:t>
+        <w:t>机器学习是人工智能的一个分支，它使计算机能够在无需显式编程的情况下自主学习。</w:t>
       </w:r>
     </w:p>
     <w:p>
@@ -113,7 +105,7 @@
           </w:tcPr>
           <w:p>
             <w:r>
-              <w:t>计算机通过经验自动改进性能的技术领域</w:t>
+              <w:t>计算机通过经验自动改进性能的人工智能方法</w:t>
             </w:r>
           </w:p>
         </w:tc>
@@ -145,7 +137,7 @@
           </w:tcPr>
           <w:p>
             <w:r>
-              <w:t>使机器能够模拟人类智能行为的科学技术</w:t>
+              <w:t>由机器展示的智能行为，能够执行通常需要人类智能的任务</w:t>
             </w:r>
           </w:p>
         </w:tc>
@@ -177,7 +169,7 @@
           </w:tcPr>
           <w:p>
             <w:r>
-              <w:t>通过直接编写具体指令来控制计算机行为的方式</w:t>
+              <w:t>通过直接编写具体指令来告诉计算机如何执行任务</w:t>
             </w:r>
           </w:p>
         </w:tc>
